--- a/PP-salygos/templates/PRIEDAI_LT_SUBTIEKEJAI.docx
+++ b/PP-salygos/templates/PRIEDAI_LT_SUBTIEKEJAI.docx
@@ -3456,7 +3456,7 @@
           <w:szCs w:val="20"/>
           <w:lang w:val="lt-LT"/>
         </w:rPr>
-        <w:t>/ĮMONĖS PAVADINIMAS/</w:t>
+        <w:t>ĮMONĖS PAVADINIMAS</w:t>
       </w:r>
       <w:r>
         <w:rPr>
@@ -4396,7 +4396,7 @@
           <w:szCs w:val="20"/>
           <w:lang w:val="lt-LT"/>
         </w:rPr>
-        <w:t>/ĮMONĖS PAVADINIMAS/</w:t>
+        <w:t>ĮMONĖS PAVADINIMAS</w:t>
       </w:r>
       <w:r>
         <w:rPr>
@@ -6889,6 +6889,18 @@
 </a:theme>
 </file>
 
+<file path=customXml/item1.xml><?xml version="1.0" encoding="utf-8"?>
+<b:Sources xmlns:b="http://schemas.openxmlformats.org/officeDocument/2006/bibliography" xmlns="http://schemas.openxmlformats.org/officeDocument/2006/bibliography" SelectedStyle="\APA.XSL" StyleName="APA"/>
+</file>
+
+<file path=customXml/itemProps1.xml><?xml version="1.0" encoding="utf-8"?>
+<ds:datastoreItem xmlns:ds="http://schemas.openxmlformats.org/officeDocument/2006/customXml" ds:itemID="{F9D39875-EBB5-44CA-BA70-2A2569FC83C6}">
+  <ds:schemaRefs>
+    <ds:schemaRef ds:uri="http://schemas.openxmlformats.org/officeDocument/2006/bibliography"/>
+  </ds:schemaRefs>
+</ds:datastoreItem>
+</file>
+
 <file path=docMetadata/LabelInfo.xml><?xml version="1.0" encoding="utf-8"?>
 <clbl:labelList xmlns:clbl="http://schemas.microsoft.com/office/2020/mipLabelMetadata">
   <clbl:label id="{434405ce-9876-44cb-8bd1-5c6c207e0b8f}" enabled="1" method="Privileged" siteId="{86bcf768-7bcf-4cd6-b041-b219988b7a9c}" removed="0"/>

--- a/PP-salygos/templates/PRIEDAI_LT_SUBTIEKEJAI.docx
+++ b/PP-salygos/templates/PRIEDAI_LT_SUBTIEKEJAI.docx
@@ -2868,7 +2868,7 @@
           <w:highlight w:val="yellow"/>
           <w:lang w:val="lt-LT"/>
         </w:rPr>
-        <w:t xml:space="preserve">riedelį ir </w:t>
+        <w:t xml:space="preserve">riedėlį ir </w:t>
       </w:r>
       <w:r>
         <w:rPr>
@@ -2892,7 +2892,7 @@
           <w:highlight w:val="yellow"/>
           <w:lang w:val="lt-LT"/>
         </w:rPr>
-        <w:t>riedelį</w:t>
+        <w:t>riedėlį</w:t>
       </w:r>
       <w:r>
         <w:rPr>
